--- a/docs/Novessa_Phase_1_QA_Test_Checklist.docx
+++ b/docs/Novessa_Phase_1_QA_Test_Checklist.docx
@@ -45,10 +45,11 @@
     </w:p>
     <w:tbl>
       <w:tblPr>
-        <w:tblW w:type="auto" w:w="0"/>
+        <w:tblW w:type="dxa" w:w="9360"/>
         <w:jc w:val="center"/>
         <w:tblLayout w:type="fixed"/>
         <w:tblLook w:firstColumn="1" w:firstRow="1" w:lastColumn="0" w:lastRow="0" w:noHBand="0" w:noVBand="1" w:val="04A0"/>
+        <w:tblInd w:type="dxa" w:w="120"/>
       </w:tblPr>
       <w:tblGrid>
         <w:gridCol w:w="2340"/>
@@ -62,6 +63,12 @@
             <w:tcW w:type="dxa" w:w="2340"/>
             <w:shd w:fill="00263F"/>
             <w:vAlign w:val="center"/>
+            <w:tcMar>
+              <w:top w:w="80" w:type="dxa"/>
+              <w:bottom w:w="80" w:type="dxa"/>
+              <w:start w:w="120" w:type="dxa"/>
+              <w:end w:w="120" w:type="dxa"/>
+            </w:tcMar>
           </w:tcPr>
           <w:p>
             <w:pPr>
@@ -84,6 +91,12 @@
             <w:tcW w:type="dxa" w:w="2340"/>
             <w:shd w:fill="F8F9FF"/>
             <w:vAlign w:val="center"/>
+            <w:tcMar>
+              <w:top w:w="80" w:type="dxa"/>
+              <w:bottom w:w="80" w:type="dxa"/>
+              <w:start w:w="120" w:type="dxa"/>
+              <w:end w:w="120" w:type="dxa"/>
+            </w:tcMar>
           </w:tcPr>
           <w:p>
             <w:pPr>
@@ -106,6 +119,12 @@
             <w:tcW w:type="dxa" w:w="2340"/>
             <w:shd w:fill="F8F9FF"/>
             <w:vAlign w:val="center"/>
+            <w:tcMar>
+              <w:top w:w="80" w:type="dxa"/>
+              <w:bottom w:w="80" w:type="dxa"/>
+              <w:start w:w="120" w:type="dxa"/>
+              <w:end w:w="120" w:type="dxa"/>
+            </w:tcMar>
           </w:tcPr>
           <w:p>
             <w:pPr>
@@ -128,6 +147,12 @@
             <w:tcW w:type="dxa" w:w="2340"/>
             <w:shd w:fill="F8F9FF"/>
             <w:vAlign w:val="center"/>
+            <w:tcMar>
+              <w:top w:w="80" w:type="dxa"/>
+              <w:bottom w:w="80" w:type="dxa"/>
+              <w:start w:w="120" w:type="dxa"/>
+              <w:end w:w="120" w:type="dxa"/>
+            </w:tcMar>
           </w:tcPr>
           <w:p>
             <w:pPr>
@@ -151,6 +176,12 @@
           <w:tcPr>
             <w:tcW w:type="dxa" w:w="2340"/>
             <w:vAlign w:val="center"/>
+            <w:tcMar>
+              <w:top w:w="80" w:type="dxa"/>
+              <w:bottom w:w="80" w:type="dxa"/>
+              <w:start w:w="120" w:type="dxa"/>
+              <w:end w:w="120" w:type="dxa"/>
+            </w:tcMar>
           </w:tcPr>
           <w:p>
             <w:pPr>
@@ -172,6 +203,12 @@
           <w:tcPr>
             <w:tcW w:type="dxa" w:w="2340"/>
             <w:vAlign w:val="center"/>
+            <w:tcMar>
+              <w:top w:w="80" w:type="dxa"/>
+              <w:bottom w:w="80" w:type="dxa"/>
+              <w:start w:w="120" w:type="dxa"/>
+              <w:end w:w="120" w:type="dxa"/>
+            </w:tcMar>
           </w:tcPr>
           <w:p>
             <w:pPr>
@@ -193,6 +230,12 @@
           <w:tcPr>
             <w:tcW w:type="dxa" w:w="2340"/>
             <w:vAlign w:val="center"/>
+            <w:tcMar>
+              <w:top w:w="80" w:type="dxa"/>
+              <w:bottom w:w="80" w:type="dxa"/>
+              <w:start w:w="120" w:type="dxa"/>
+              <w:end w:w="120" w:type="dxa"/>
+            </w:tcMar>
           </w:tcPr>
           <w:p>
             <w:pPr>
@@ -214,6 +257,12 @@
           <w:tcPr>
             <w:tcW w:type="dxa" w:w="2340"/>
             <w:vAlign w:val="center"/>
+            <w:tcMar>
+              <w:top w:w="80" w:type="dxa"/>
+              <w:bottom w:w="80" w:type="dxa"/>
+              <w:start w:w="120" w:type="dxa"/>
+              <w:end w:w="120" w:type="dxa"/>
+            </w:tcMar>
           </w:tcPr>
           <w:p>
             <w:pPr>
@@ -245,22 +294,29 @@
     <w:tbl>
       <w:tblPr>
         <w:tblStyle w:val="TableGrid"/>
-        <w:tblW w:type="auto" w:w="0"/>
+        <w:tblW w:type="dxa" w:w="9360"/>
         <w:jc w:val="center"/>
         <w:tblLayout w:type="fixed"/>
         <w:tblLook w:firstColumn="1" w:firstRow="1" w:lastColumn="0" w:lastRow="0" w:noHBand="0" w:noVBand="1" w:val="04A0"/>
+        <w:tblInd w:type="dxa" w:w="120"/>
       </w:tblPr>
       <w:tblGrid>
-        <w:gridCol w:w="3120"/>
-        <w:gridCol w:w="3120"/>
-        <w:gridCol w:w="3120"/>
+        <w:gridCol w:w="2050"/>
+        <w:gridCol w:w="4750"/>
+        <w:gridCol w:w="2560"/>
       </w:tblGrid>
       <w:tr>
         <w:tc>
           <w:tcPr>
-            <w:tcW w:type="dxa" w:w="2448"/>
+            <w:tcW w:type="dxa" w:w="2050"/>
             <w:shd w:fill="00263F"/>
             <w:vAlign w:val="center"/>
+            <w:tcMar>
+              <w:top w:w="80" w:type="dxa"/>
+              <w:bottom w:w="80" w:type="dxa"/>
+              <w:start w:w="120" w:type="dxa"/>
+              <w:end w:w="120" w:type="dxa"/>
+            </w:tcMar>
           </w:tcPr>
           <w:p>
             <w:pPr>
@@ -280,9 +336,15 @@
         </w:tc>
         <w:tc>
           <w:tcPr>
-            <w:tcW w:type="dxa" w:w="5256"/>
+            <w:tcW w:type="dxa" w:w="4750"/>
             <w:shd w:fill="00263F"/>
             <w:vAlign w:val="center"/>
+            <w:tcMar>
+              <w:top w:w="80" w:type="dxa"/>
+              <w:bottom w:w="80" w:type="dxa"/>
+              <w:start w:w="120" w:type="dxa"/>
+              <w:end w:w="120" w:type="dxa"/>
+            </w:tcMar>
           </w:tcPr>
           <w:p>
             <w:pPr>
@@ -302,9 +364,15 @@
         </w:tc>
         <w:tc>
           <w:tcPr>
-            <w:tcW w:type="dxa" w:w="1512"/>
+            <w:tcW w:type="dxa" w:w="2560"/>
             <w:shd w:fill="00263F"/>
             <w:vAlign w:val="center"/>
+            <w:tcMar>
+              <w:top w:w="80" w:type="dxa"/>
+              <w:bottom w:w="80" w:type="dxa"/>
+              <w:start w:w="120" w:type="dxa"/>
+              <w:end w:w="120" w:type="dxa"/>
+            </w:tcMar>
           </w:tcPr>
           <w:p>
             <w:pPr>
@@ -326,9 +394,15 @@
       <w:tr>
         <w:tc>
           <w:tcPr>
-            <w:tcW w:type="dxa" w:w="2448"/>
+            <w:tcW w:type="dxa" w:w="2050"/>
             <w:shd w:fill="F8F9FF"/>
             <w:vAlign w:val="center"/>
+            <w:tcMar>
+              <w:top w:w="80" w:type="dxa"/>
+              <w:bottom w:w="80" w:type="dxa"/>
+              <w:start w:w="120" w:type="dxa"/>
+              <w:end w:w="120" w:type="dxa"/>
+            </w:tcMar>
           </w:tcPr>
           <w:p>
             <w:pPr>
@@ -348,9 +422,15 @@
         </w:tc>
         <w:tc>
           <w:tcPr>
-            <w:tcW w:type="dxa" w:w="5256"/>
+            <w:tcW w:type="dxa" w:w="4750"/>
             <w:shd w:fill="F8F9FF"/>
             <w:vAlign w:val="center"/>
+            <w:tcMar>
+              <w:top w:w="80" w:type="dxa"/>
+              <w:bottom w:w="80" w:type="dxa"/>
+              <w:start w:w="120" w:type="dxa"/>
+              <w:end w:w="120" w:type="dxa"/>
+            </w:tcMar>
           </w:tcPr>
           <w:p>
             <w:pPr>
@@ -370,9 +450,15 @@
         </w:tc>
         <w:tc>
           <w:tcPr>
-            <w:tcW w:type="dxa" w:w="1512"/>
+            <w:tcW w:type="dxa" w:w="2560"/>
             <w:shd w:fill="F8F9FF"/>
             <w:vAlign w:val="center"/>
+            <w:tcMar>
+              <w:top w:w="80" w:type="dxa"/>
+              <w:bottom w:w="80" w:type="dxa"/>
+              <w:start w:w="120" w:type="dxa"/>
+              <w:end w:w="120" w:type="dxa"/>
+            </w:tcMar>
           </w:tcPr>
           <w:p>
             <w:pPr>
@@ -394,9 +480,15 @@
       <w:tr>
         <w:tc>
           <w:tcPr>
-            <w:tcW w:type="dxa" w:w="2448"/>
+            <w:tcW w:type="dxa" w:w="2050"/>
             <w:shd w:fill="FFFFFF"/>
             <w:vAlign w:val="center"/>
+            <w:tcMar>
+              <w:top w:w="80" w:type="dxa"/>
+              <w:bottom w:w="80" w:type="dxa"/>
+              <w:start w:w="120" w:type="dxa"/>
+              <w:end w:w="120" w:type="dxa"/>
+            </w:tcMar>
           </w:tcPr>
           <w:p>
             <w:pPr>
@@ -416,9 +508,15 @@
         </w:tc>
         <w:tc>
           <w:tcPr>
-            <w:tcW w:type="dxa" w:w="5256"/>
+            <w:tcW w:type="dxa" w:w="4750"/>
             <w:shd w:fill="FFFFFF"/>
             <w:vAlign w:val="center"/>
+            <w:tcMar>
+              <w:top w:w="80" w:type="dxa"/>
+              <w:bottom w:w="80" w:type="dxa"/>
+              <w:start w:w="120" w:type="dxa"/>
+              <w:end w:w="120" w:type="dxa"/>
+            </w:tcMar>
           </w:tcPr>
           <w:p>
             <w:pPr>
@@ -438,9 +536,15 @@
         </w:tc>
         <w:tc>
           <w:tcPr>
-            <w:tcW w:type="dxa" w:w="1512"/>
+            <w:tcW w:type="dxa" w:w="2560"/>
             <w:shd w:fill="FFFFFF"/>
             <w:vAlign w:val="center"/>
+            <w:tcMar>
+              <w:top w:w="80" w:type="dxa"/>
+              <w:bottom w:w="80" w:type="dxa"/>
+              <w:start w:w="120" w:type="dxa"/>
+              <w:end w:w="120" w:type="dxa"/>
+            </w:tcMar>
           </w:tcPr>
           <w:p>
             <w:pPr>
@@ -462,9 +566,15 @@
       <w:tr>
         <w:tc>
           <w:tcPr>
-            <w:tcW w:type="dxa" w:w="2448"/>
+            <w:tcW w:type="dxa" w:w="2050"/>
             <w:shd w:fill="F8F9FF"/>
             <w:vAlign w:val="center"/>
+            <w:tcMar>
+              <w:top w:w="80" w:type="dxa"/>
+              <w:bottom w:w="80" w:type="dxa"/>
+              <w:start w:w="120" w:type="dxa"/>
+              <w:end w:w="120" w:type="dxa"/>
+            </w:tcMar>
           </w:tcPr>
           <w:p>
             <w:pPr>
@@ -484,9 +594,15 @@
         </w:tc>
         <w:tc>
           <w:tcPr>
-            <w:tcW w:type="dxa" w:w="5256"/>
+            <w:tcW w:type="dxa" w:w="4750"/>
             <w:shd w:fill="F8F9FF"/>
             <w:vAlign w:val="center"/>
+            <w:tcMar>
+              <w:top w:w="80" w:type="dxa"/>
+              <w:bottom w:w="80" w:type="dxa"/>
+              <w:start w:w="120" w:type="dxa"/>
+              <w:end w:w="120" w:type="dxa"/>
+            </w:tcMar>
           </w:tcPr>
           <w:p>
             <w:pPr>
@@ -506,9 +622,15 @@
         </w:tc>
         <w:tc>
           <w:tcPr>
-            <w:tcW w:type="dxa" w:w="1512"/>
+            <w:tcW w:type="dxa" w:w="2560"/>
             <w:shd w:fill="F8F9FF"/>
             <w:vAlign w:val="center"/>
+            <w:tcMar>
+              <w:top w:w="80" w:type="dxa"/>
+              <w:bottom w:w="80" w:type="dxa"/>
+              <w:start w:w="120" w:type="dxa"/>
+              <w:end w:w="120" w:type="dxa"/>
+            </w:tcMar>
           </w:tcPr>
           <w:p>
             <w:pPr>
@@ -530,9 +652,15 @@
       <w:tr>
         <w:tc>
           <w:tcPr>
-            <w:tcW w:type="dxa" w:w="2448"/>
+            <w:tcW w:type="dxa" w:w="2050"/>
             <w:shd w:fill="FFFFFF"/>
             <w:vAlign w:val="center"/>
+            <w:tcMar>
+              <w:top w:w="80" w:type="dxa"/>
+              <w:bottom w:w="80" w:type="dxa"/>
+              <w:start w:w="120" w:type="dxa"/>
+              <w:end w:w="120" w:type="dxa"/>
+            </w:tcMar>
           </w:tcPr>
           <w:p>
             <w:pPr>
@@ -552,9 +680,15 @@
         </w:tc>
         <w:tc>
           <w:tcPr>
-            <w:tcW w:type="dxa" w:w="5256"/>
+            <w:tcW w:type="dxa" w:w="4750"/>
             <w:shd w:fill="FFFFFF"/>
             <w:vAlign w:val="center"/>
+            <w:tcMar>
+              <w:top w:w="80" w:type="dxa"/>
+              <w:bottom w:w="80" w:type="dxa"/>
+              <w:start w:w="120" w:type="dxa"/>
+              <w:end w:w="120" w:type="dxa"/>
+            </w:tcMar>
           </w:tcPr>
           <w:p>
             <w:pPr>
@@ -574,9 +708,15 @@
         </w:tc>
         <w:tc>
           <w:tcPr>
-            <w:tcW w:type="dxa" w:w="1512"/>
+            <w:tcW w:type="dxa" w:w="2560"/>
             <w:shd w:fill="FFFFFF"/>
             <w:vAlign w:val="center"/>
+            <w:tcMar>
+              <w:top w:w="80" w:type="dxa"/>
+              <w:bottom w:w="80" w:type="dxa"/>
+              <w:start w:w="120" w:type="dxa"/>
+              <w:end w:w="120" w:type="dxa"/>
+            </w:tcMar>
           </w:tcPr>
           <w:p>
             <w:pPr>
@@ -608,22 +748,29 @@
     <w:tbl>
       <w:tblPr>
         <w:tblStyle w:val="TableGrid"/>
-        <w:tblW w:type="auto" w:w="0"/>
+        <w:tblW w:type="dxa" w:w="9360"/>
         <w:jc w:val="center"/>
         <w:tblLayout w:type="fixed"/>
         <w:tblLook w:firstColumn="1" w:firstRow="1" w:lastColumn="0" w:lastRow="0" w:noHBand="0" w:noVBand="1" w:val="04A0"/>
+        <w:tblInd w:type="dxa" w:w="120"/>
       </w:tblPr>
       <w:tblGrid>
-        <w:gridCol w:w="3120"/>
-        <w:gridCol w:w="3120"/>
-        <w:gridCol w:w="3120"/>
+        <w:gridCol w:w="2050"/>
+        <w:gridCol w:w="4750"/>
+        <w:gridCol w:w="2560"/>
       </w:tblGrid>
       <w:tr>
         <w:tc>
           <w:tcPr>
-            <w:tcW w:type="dxa" w:w="2088"/>
+            <w:tcW w:type="dxa" w:w="2050"/>
             <w:shd w:fill="00263F"/>
             <w:vAlign w:val="center"/>
+            <w:tcMar>
+              <w:top w:w="80" w:type="dxa"/>
+              <w:bottom w:w="80" w:type="dxa"/>
+              <w:start w:w="120" w:type="dxa"/>
+              <w:end w:w="120" w:type="dxa"/>
+            </w:tcMar>
           </w:tcPr>
           <w:p>
             <w:pPr>
@@ -643,9 +790,15 @@
         </w:tc>
         <w:tc>
           <w:tcPr>
-            <w:tcW w:type="dxa" w:w="5472"/>
+            <w:tcW w:type="dxa" w:w="4750"/>
             <w:shd w:fill="00263F"/>
             <w:vAlign w:val="center"/>
+            <w:tcMar>
+              <w:top w:w="80" w:type="dxa"/>
+              <w:bottom w:w="80" w:type="dxa"/>
+              <w:start w:w="120" w:type="dxa"/>
+              <w:end w:w="120" w:type="dxa"/>
+            </w:tcMar>
           </w:tcPr>
           <w:p>
             <w:pPr>
@@ -665,9 +818,15 @@
         </w:tc>
         <w:tc>
           <w:tcPr>
-            <w:tcW w:type="dxa" w:w="1656"/>
+            <w:tcW w:type="dxa" w:w="2560"/>
             <w:shd w:fill="00263F"/>
             <w:vAlign w:val="center"/>
+            <w:tcMar>
+              <w:top w:w="80" w:type="dxa"/>
+              <w:bottom w:w="80" w:type="dxa"/>
+              <w:start w:w="120" w:type="dxa"/>
+              <w:end w:w="120" w:type="dxa"/>
+            </w:tcMar>
           </w:tcPr>
           <w:p>
             <w:pPr>
@@ -689,9 +848,15 @@
       <w:tr>
         <w:tc>
           <w:tcPr>
-            <w:tcW w:type="dxa" w:w="2088"/>
+            <w:tcW w:type="dxa" w:w="2050"/>
             <w:shd w:fill="F8F9FF"/>
             <w:vAlign w:val="center"/>
+            <w:tcMar>
+              <w:top w:w="80" w:type="dxa"/>
+              <w:bottom w:w="80" w:type="dxa"/>
+              <w:start w:w="120" w:type="dxa"/>
+              <w:end w:w="120" w:type="dxa"/>
+            </w:tcMar>
           </w:tcPr>
           <w:p>
             <w:pPr>
@@ -711,9 +876,15 @@
         </w:tc>
         <w:tc>
           <w:tcPr>
-            <w:tcW w:type="dxa" w:w="5472"/>
+            <w:tcW w:type="dxa" w:w="4750"/>
             <w:shd w:fill="F8F9FF"/>
             <w:vAlign w:val="center"/>
+            <w:tcMar>
+              <w:top w:w="80" w:type="dxa"/>
+              <w:bottom w:w="80" w:type="dxa"/>
+              <w:start w:w="120" w:type="dxa"/>
+              <w:end w:w="120" w:type="dxa"/>
+            </w:tcMar>
           </w:tcPr>
           <w:p>
             <w:pPr>
@@ -733,9 +904,15 @@
         </w:tc>
         <w:tc>
           <w:tcPr>
-            <w:tcW w:type="dxa" w:w="1656"/>
+            <w:tcW w:type="dxa" w:w="2560"/>
             <w:shd w:fill="F8F9FF"/>
             <w:vAlign w:val="center"/>
+            <w:tcMar>
+              <w:top w:w="80" w:type="dxa"/>
+              <w:bottom w:w="80" w:type="dxa"/>
+              <w:start w:w="120" w:type="dxa"/>
+              <w:end w:w="120" w:type="dxa"/>
+            </w:tcMar>
           </w:tcPr>
           <w:p>
             <w:pPr>
@@ -757,9 +934,15 @@
       <w:tr>
         <w:tc>
           <w:tcPr>
-            <w:tcW w:type="dxa" w:w="2088"/>
+            <w:tcW w:type="dxa" w:w="2050"/>
             <w:shd w:fill="FFFFFF"/>
             <w:vAlign w:val="center"/>
+            <w:tcMar>
+              <w:top w:w="80" w:type="dxa"/>
+              <w:bottom w:w="80" w:type="dxa"/>
+              <w:start w:w="120" w:type="dxa"/>
+              <w:end w:w="120" w:type="dxa"/>
+            </w:tcMar>
           </w:tcPr>
           <w:p>
             <w:pPr>
@@ -779,9 +962,15 @@
         </w:tc>
         <w:tc>
           <w:tcPr>
-            <w:tcW w:type="dxa" w:w="5472"/>
+            <w:tcW w:type="dxa" w:w="4750"/>
             <w:shd w:fill="FFFFFF"/>
             <w:vAlign w:val="center"/>
+            <w:tcMar>
+              <w:top w:w="80" w:type="dxa"/>
+              <w:bottom w:w="80" w:type="dxa"/>
+              <w:start w:w="120" w:type="dxa"/>
+              <w:end w:w="120" w:type="dxa"/>
+            </w:tcMar>
           </w:tcPr>
           <w:p>
             <w:pPr>
@@ -801,9 +990,15 @@
         </w:tc>
         <w:tc>
           <w:tcPr>
-            <w:tcW w:type="dxa" w:w="1656"/>
+            <w:tcW w:type="dxa" w:w="2560"/>
             <w:shd w:fill="FFFFFF"/>
             <w:vAlign w:val="center"/>
+            <w:tcMar>
+              <w:top w:w="80" w:type="dxa"/>
+              <w:bottom w:w="80" w:type="dxa"/>
+              <w:start w:w="120" w:type="dxa"/>
+              <w:end w:w="120" w:type="dxa"/>
+            </w:tcMar>
           </w:tcPr>
           <w:p>
             <w:pPr>
@@ -825,9 +1020,15 @@
       <w:tr>
         <w:tc>
           <w:tcPr>
-            <w:tcW w:type="dxa" w:w="2088"/>
+            <w:tcW w:type="dxa" w:w="2050"/>
             <w:shd w:fill="F8F9FF"/>
             <w:vAlign w:val="center"/>
+            <w:tcMar>
+              <w:top w:w="80" w:type="dxa"/>
+              <w:bottom w:w="80" w:type="dxa"/>
+              <w:start w:w="120" w:type="dxa"/>
+              <w:end w:w="120" w:type="dxa"/>
+            </w:tcMar>
           </w:tcPr>
           <w:p>
             <w:pPr>
@@ -847,9 +1048,15 @@
         </w:tc>
         <w:tc>
           <w:tcPr>
-            <w:tcW w:type="dxa" w:w="5472"/>
+            <w:tcW w:type="dxa" w:w="4750"/>
             <w:shd w:fill="F8F9FF"/>
             <w:vAlign w:val="center"/>
+            <w:tcMar>
+              <w:top w:w="80" w:type="dxa"/>
+              <w:bottom w:w="80" w:type="dxa"/>
+              <w:start w:w="120" w:type="dxa"/>
+              <w:end w:w="120" w:type="dxa"/>
+            </w:tcMar>
           </w:tcPr>
           <w:p>
             <w:pPr>
@@ -869,9 +1076,15 @@
         </w:tc>
         <w:tc>
           <w:tcPr>
-            <w:tcW w:type="dxa" w:w="1656"/>
+            <w:tcW w:type="dxa" w:w="2560"/>
             <w:shd w:fill="F8F9FF"/>
             <w:vAlign w:val="center"/>
+            <w:tcMar>
+              <w:top w:w="80" w:type="dxa"/>
+              <w:bottom w:w="80" w:type="dxa"/>
+              <w:start w:w="120" w:type="dxa"/>
+              <w:end w:w="120" w:type="dxa"/>
+            </w:tcMar>
           </w:tcPr>
           <w:p>
             <w:pPr>
@@ -893,9 +1106,15 @@
       <w:tr>
         <w:tc>
           <w:tcPr>
-            <w:tcW w:type="dxa" w:w="2088"/>
+            <w:tcW w:type="dxa" w:w="2050"/>
             <w:shd w:fill="FFFFFF"/>
             <w:vAlign w:val="center"/>
+            <w:tcMar>
+              <w:top w:w="80" w:type="dxa"/>
+              <w:bottom w:w="80" w:type="dxa"/>
+              <w:start w:w="120" w:type="dxa"/>
+              <w:end w:w="120" w:type="dxa"/>
+            </w:tcMar>
           </w:tcPr>
           <w:p>
             <w:pPr>
@@ -915,9 +1134,15 @@
         </w:tc>
         <w:tc>
           <w:tcPr>
-            <w:tcW w:type="dxa" w:w="5472"/>
+            <w:tcW w:type="dxa" w:w="4750"/>
             <w:shd w:fill="FFFFFF"/>
             <w:vAlign w:val="center"/>
+            <w:tcMar>
+              <w:top w:w="80" w:type="dxa"/>
+              <w:bottom w:w="80" w:type="dxa"/>
+              <w:start w:w="120" w:type="dxa"/>
+              <w:end w:w="120" w:type="dxa"/>
+            </w:tcMar>
           </w:tcPr>
           <w:p>
             <w:pPr>
@@ -937,9 +1162,15 @@
         </w:tc>
         <w:tc>
           <w:tcPr>
-            <w:tcW w:type="dxa" w:w="1656"/>
+            <w:tcW w:type="dxa" w:w="2560"/>
             <w:shd w:fill="FFFFFF"/>
             <w:vAlign w:val="center"/>
+            <w:tcMar>
+              <w:top w:w="80" w:type="dxa"/>
+              <w:bottom w:w="80" w:type="dxa"/>
+              <w:start w:w="120" w:type="dxa"/>
+              <w:end w:w="120" w:type="dxa"/>
+            </w:tcMar>
           </w:tcPr>
           <w:p>
             <w:pPr>
@@ -971,22 +1202,29 @@
     <w:tbl>
       <w:tblPr>
         <w:tblStyle w:val="TableGrid"/>
-        <w:tblW w:type="auto" w:w="0"/>
+        <w:tblW w:type="dxa" w:w="9360"/>
         <w:jc w:val="center"/>
         <w:tblLayout w:type="fixed"/>
         <w:tblLook w:firstColumn="1" w:firstRow="1" w:lastColumn="0" w:lastRow="0" w:noHBand="0" w:noVBand="1" w:val="04A0"/>
+        <w:tblInd w:type="dxa" w:w="120"/>
       </w:tblPr>
       <w:tblGrid>
-        <w:gridCol w:w="3120"/>
-        <w:gridCol w:w="3120"/>
-        <w:gridCol w:w="3120"/>
+        <w:gridCol w:w="2050"/>
+        <w:gridCol w:w="4750"/>
+        <w:gridCol w:w="2560"/>
       </w:tblGrid>
       <w:tr>
         <w:tc>
           <w:tcPr>
-            <w:tcW w:type="dxa" w:w="2448"/>
+            <w:tcW w:type="dxa" w:w="2050"/>
             <w:shd w:fill="00263F"/>
             <w:vAlign w:val="center"/>
+            <w:tcMar>
+              <w:top w:w="80" w:type="dxa"/>
+              <w:bottom w:w="80" w:type="dxa"/>
+              <w:start w:w="120" w:type="dxa"/>
+              <w:end w:w="120" w:type="dxa"/>
+            </w:tcMar>
           </w:tcPr>
           <w:p>
             <w:pPr>
@@ -1006,9 +1244,15 @@
         </w:tc>
         <w:tc>
           <w:tcPr>
-            <w:tcW w:type="dxa" w:w="4824"/>
+            <w:tcW w:type="dxa" w:w="4750"/>
             <w:shd w:fill="00263F"/>
             <w:vAlign w:val="center"/>
+            <w:tcMar>
+              <w:top w:w="80" w:type="dxa"/>
+              <w:bottom w:w="80" w:type="dxa"/>
+              <w:start w:w="120" w:type="dxa"/>
+              <w:end w:w="120" w:type="dxa"/>
+            </w:tcMar>
           </w:tcPr>
           <w:p>
             <w:pPr>
@@ -1028,9 +1272,15 @@
         </w:tc>
         <w:tc>
           <w:tcPr>
-            <w:tcW w:type="dxa" w:w="1944"/>
+            <w:tcW w:type="dxa" w:w="2560"/>
             <w:shd w:fill="00263F"/>
             <w:vAlign w:val="center"/>
+            <w:tcMar>
+              <w:top w:w="80" w:type="dxa"/>
+              <w:bottom w:w="80" w:type="dxa"/>
+              <w:start w:w="120" w:type="dxa"/>
+              <w:end w:w="120" w:type="dxa"/>
+            </w:tcMar>
           </w:tcPr>
           <w:p>
             <w:pPr>
@@ -1052,9 +1302,15 @@
       <w:tr>
         <w:tc>
           <w:tcPr>
-            <w:tcW w:type="dxa" w:w="2448"/>
+            <w:tcW w:type="dxa" w:w="2050"/>
             <w:shd w:fill="F8F9FF"/>
             <w:vAlign w:val="center"/>
+            <w:tcMar>
+              <w:top w:w="80" w:type="dxa"/>
+              <w:bottom w:w="80" w:type="dxa"/>
+              <w:start w:w="120" w:type="dxa"/>
+              <w:end w:w="120" w:type="dxa"/>
+            </w:tcMar>
           </w:tcPr>
           <w:p>
             <w:pPr>
@@ -1074,9 +1330,15 @@
         </w:tc>
         <w:tc>
           <w:tcPr>
-            <w:tcW w:type="dxa" w:w="4824"/>
+            <w:tcW w:type="dxa" w:w="4750"/>
             <w:shd w:fill="F8F9FF"/>
             <w:vAlign w:val="center"/>
+            <w:tcMar>
+              <w:top w:w="80" w:type="dxa"/>
+              <w:bottom w:w="80" w:type="dxa"/>
+              <w:start w:w="120" w:type="dxa"/>
+              <w:end w:w="120" w:type="dxa"/>
+            </w:tcMar>
           </w:tcPr>
           <w:p>
             <w:pPr>
@@ -1096,9 +1358,15 @@
         </w:tc>
         <w:tc>
           <w:tcPr>
-            <w:tcW w:type="dxa" w:w="1944"/>
+            <w:tcW w:type="dxa" w:w="2560"/>
             <w:shd w:fill="F8F9FF"/>
             <w:vAlign w:val="center"/>
+            <w:tcMar>
+              <w:top w:w="80" w:type="dxa"/>
+              <w:bottom w:w="80" w:type="dxa"/>
+              <w:start w:w="120" w:type="dxa"/>
+              <w:end w:w="120" w:type="dxa"/>
+            </w:tcMar>
           </w:tcPr>
           <w:p>
             <w:pPr>
@@ -1120,9 +1388,15 @@
       <w:tr>
         <w:tc>
           <w:tcPr>
-            <w:tcW w:type="dxa" w:w="2448"/>
+            <w:tcW w:type="dxa" w:w="2050"/>
             <w:shd w:fill="FFFFFF"/>
             <w:vAlign w:val="center"/>
+            <w:tcMar>
+              <w:top w:w="80" w:type="dxa"/>
+              <w:bottom w:w="80" w:type="dxa"/>
+              <w:start w:w="120" w:type="dxa"/>
+              <w:end w:w="120" w:type="dxa"/>
+            </w:tcMar>
           </w:tcPr>
           <w:p>
             <w:pPr>
@@ -1142,9 +1416,15 @@
         </w:tc>
         <w:tc>
           <w:tcPr>
-            <w:tcW w:type="dxa" w:w="4824"/>
+            <w:tcW w:type="dxa" w:w="4750"/>
             <w:shd w:fill="FFFFFF"/>
             <w:vAlign w:val="center"/>
+            <w:tcMar>
+              <w:top w:w="80" w:type="dxa"/>
+              <w:bottom w:w="80" w:type="dxa"/>
+              <w:start w:w="120" w:type="dxa"/>
+              <w:end w:w="120" w:type="dxa"/>
+            </w:tcMar>
           </w:tcPr>
           <w:p>
             <w:pPr>
@@ -1164,9 +1444,15 @@
         </w:tc>
         <w:tc>
           <w:tcPr>
-            <w:tcW w:type="dxa" w:w="1944"/>
+            <w:tcW w:type="dxa" w:w="2560"/>
             <w:shd w:fill="FFFFFF"/>
             <w:vAlign w:val="center"/>
+            <w:tcMar>
+              <w:top w:w="80" w:type="dxa"/>
+              <w:bottom w:w="80" w:type="dxa"/>
+              <w:start w:w="120" w:type="dxa"/>
+              <w:end w:w="120" w:type="dxa"/>
+            </w:tcMar>
           </w:tcPr>
           <w:p>
             <w:pPr>
@@ -1188,9 +1474,15 @@
       <w:tr>
         <w:tc>
           <w:tcPr>
-            <w:tcW w:type="dxa" w:w="2448"/>
+            <w:tcW w:type="dxa" w:w="2050"/>
             <w:shd w:fill="F8F9FF"/>
             <w:vAlign w:val="center"/>
+            <w:tcMar>
+              <w:top w:w="80" w:type="dxa"/>
+              <w:bottom w:w="80" w:type="dxa"/>
+              <w:start w:w="120" w:type="dxa"/>
+              <w:end w:w="120" w:type="dxa"/>
+            </w:tcMar>
           </w:tcPr>
           <w:p>
             <w:pPr>
@@ -1210,9 +1502,15 @@
         </w:tc>
         <w:tc>
           <w:tcPr>
-            <w:tcW w:type="dxa" w:w="4824"/>
+            <w:tcW w:type="dxa" w:w="4750"/>
             <w:shd w:fill="F8F9FF"/>
             <w:vAlign w:val="center"/>
+            <w:tcMar>
+              <w:top w:w="80" w:type="dxa"/>
+              <w:bottom w:w="80" w:type="dxa"/>
+              <w:start w:w="120" w:type="dxa"/>
+              <w:end w:w="120" w:type="dxa"/>
+            </w:tcMar>
           </w:tcPr>
           <w:p>
             <w:pPr>
@@ -1232,9 +1530,15 @@
         </w:tc>
         <w:tc>
           <w:tcPr>
-            <w:tcW w:type="dxa" w:w="1944"/>
+            <w:tcW w:type="dxa" w:w="2560"/>
             <w:shd w:fill="F8F9FF"/>
             <w:vAlign w:val="center"/>
+            <w:tcMar>
+              <w:top w:w="80" w:type="dxa"/>
+              <w:bottom w:w="80" w:type="dxa"/>
+              <w:start w:w="120" w:type="dxa"/>
+              <w:end w:w="120" w:type="dxa"/>
+            </w:tcMar>
           </w:tcPr>
           <w:p>
             <w:pPr>
@@ -1256,9 +1560,15 @@
       <w:tr>
         <w:tc>
           <w:tcPr>
-            <w:tcW w:type="dxa" w:w="2448"/>
+            <w:tcW w:type="dxa" w:w="2050"/>
             <w:shd w:fill="FFFFFF"/>
             <w:vAlign w:val="center"/>
+            <w:tcMar>
+              <w:top w:w="80" w:type="dxa"/>
+              <w:bottom w:w="80" w:type="dxa"/>
+              <w:start w:w="120" w:type="dxa"/>
+              <w:end w:w="120" w:type="dxa"/>
+            </w:tcMar>
           </w:tcPr>
           <w:p>
             <w:pPr>
@@ -1278,9 +1588,15 @@
         </w:tc>
         <w:tc>
           <w:tcPr>
-            <w:tcW w:type="dxa" w:w="4824"/>
+            <w:tcW w:type="dxa" w:w="4750"/>
             <w:shd w:fill="FFFFFF"/>
             <w:vAlign w:val="center"/>
+            <w:tcMar>
+              <w:top w:w="80" w:type="dxa"/>
+              <w:bottom w:w="80" w:type="dxa"/>
+              <w:start w:w="120" w:type="dxa"/>
+              <w:end w:w="120" w:type="dxa"/>
+            </w:tcMar>
           </w:tcPr>
           <w:p>
             <w:pPr>
@@ -1300,9 +1616,15 @@
         </w:tc>
         <w:tc>
           <w:tcPr>
-            <w:tcW w:type="dxa" w:w="1944"/>
+            <w:tcW w:type="dxa" w:w="2560"/>
             <w:shd w:fill="FFFFFF"/>
             <w:vAlign w:val="center"/>
+            <w:tcMar>
+              <w:top w:w="80" w:type="dxa"/>
+              <w:bottom w:w="80" w:type="dxa"/>
+              <w:start w:w="120" w:type="dxa"/>
+              <w:end w:w="120" w:type="dxa"/>
+            </w:tcMar>
           </w:tcPr>
           <w:p>
             <w:pPr>
@@ -1324,9 +1646,15 @@
       <w:tr>
         <w:tc>
           <w:tcPr>
-            <w:tcW w:type="dxa" w:w="2448"/>
+            <w:tcW w:type="dxa" w:w="2050"/>
             <w:shd w:fill="F8F9FF"/>
             <w:vAlign w:val="center"/>
+            <w:tcMar>
+              <w:top w:w="80" w:type="dxa"/>
+              <w:bottom w:w="80" w:type="dxa"/>
+              <w:start w:w="120" w:type="dxa"/>
+              <w:end w:w="120" w:type="dxa"/>
+            </w:tcMar>
           </w:tcPr>
           <w:p>
             <w:pPr>
@@ -1346,9 +1674,15 @@
         </w:tc>
         <w:tc>
           <w:tcPr>
-            <w:tcW w:type="dxa" w:w="4824"/>
+            <w:tcW w:type="dxa" w:w="4750"/>
             <w:shd w:fill="F8F9FF"/>
             <w:vAlign w:val="center"/>
+            <w:tcMar>
+              <w:top w:w="80" w:type="dxa"/>
+              <w:bottom w:w="80" w:type="dxa"/>
+              <w:start w:w="120" w:type="dxa"/>
+              <w:end w:w="120" w:type="dxa"/>
+            </w:tcMar>
           </w:tcPr>
           <w:p>
             <w:pPr>
@@ -1368,9 +1702,15 @@
         </w:tc>
         <w:tc>
           <w:tcPr>
-            <w:tcW w:type="dxa" w:w="1944"/>
+            <w:tcW w:type="dxa" w:w="2560"/>
             <w:shd w:fill="F8F9FF"/>
             <w:vAlign w:val="center"/>
+            <w:tcMar>
+              <w:top w:w="80" w:type="dxa"/>
+              <w:bottom w:w="80" w:type="dxa"/>
+              <w:start w:w="120" w:type="dxa"/>
+              <w:end w:w="120" w:type="dxa"/>
+            </w:tcMar>
           </w:tcPr>
           <w:p>
             <w:pPr>
@@ -1392,9 +1732,15 @@
       <w:tr>
         <w:tc>
           <w:tcPr>
-            <w:tcW w:type="dxa" w:w="2448"/>
+            <w:tcW w:type="dxa" w:w="2050"/>
             <w:shd w:fill="FFFFFF"/>
             <w:vAlign w:val="center"/>
+            <w:tcMar>
+              <w:top w:w="80" w:type="dxa"/>
+              <w:bottom w:w="80" w:type="dxa"/>
+              <w:start w:w="120" w:type="dxa"/>
+              <w:end w:w="120" w:type="dxa"/>
+            </w:tcMar>
           </w:tcPr>
           <w:p>
             <w:pPr>
@@ -1414,9 +1760,15 @@
         </w:tc>
         <w:tc>
           <w:tcPr>
-            <w:tcW w:type="dxa" w:w="4824"/>
+            <w:tcW w:type="dxa" w:w="4750"/>
             <w:shd w:fill="FFFFFF"/>
             <w:vAlign w:val="center"/>
+            <w:tcMar>
+              <w:top w:w="80" w:type="dxa"/>
+              <w:bottom w:w="80" w:type="dxa"/>
+              <w:start w:w="120" w:type="dxa"/>
+              <w:end w:w="120" w:type="dxa"/>
+            </w:tcMar>
           </w:tcPr>
           <w:p>
             <w:pPr>
@@ -1436,9 +1788,15 @@
         </w:tc>
         <w:tc>
           <w:tcPr>
-            <w:tcW w:type="dxa" w:w="1944"/>
+            <w:tcW w:type="dxa" w:w="2560"/>
             <w:shd w:fill="FFFFFF"/>
             <w:vAlign w:val="center"/>
+            <w:tcMar>
+              <w:top w:w="80" w:type="dxa"/>
+              <w:bottom w:w="80" w:type="dxa"/>
+              <w:start w:w="120" w:type="dxa"/>
+              <w:end w:w="120" w:type="dxa"/>
+            </w:tcMar>
           </w:tcPr>
           <w:p>
             <w:pPr>
